--- a/kp-generator/patterns/кп федорина с хар-ми.docx
+++ b/kp-generator/patterns/кп федорина с хар-ми.docx
@@ -5,12 +5,10 @@
     <w:p>
       <w:pPr>
         <w:pStyle w:val="a3"/>
-        <w:tabs>
-          <w:tab w:val="left" w:pos="1985"/>
-        </w:tabs>
-        <w:spacing w:before="46"/>
-        <w:rPr>
-          <w:rFonts w:ascii="Segoe UI Variable Small" w:hAnsi="Segoe UI Variable Small"/>
+        <w:ind w:left="12" w:firstLine="130"/>
+        <w:rPr>
+          <w:rFonts w:ascii="Segoe UI Variable Small" w:hAnsi="Segoe UI Variable Small"/>
+          <w:bCs/>
           <w:color w:val="262626" w:themeColor="text1" w:themeTint="D9"/>
           <w:sz w:val="20"/>
         </w:rPr>
@@ -18,137 +16,66 @@
       <w:r>
         <w:rPr>
           <w:rFonts w:ascii="Segoe UI Variable Small" w:hAnsi="Segoe UI Variable Small"/>
+          <w:bCs/>
           <w:color w:val="262626" w:themeColor="text1" w:themeTint="D9"/>
           <w:sz w:val="20"/>
         </w:rPr>
-        <w:t xml:space="preserve">КП Федорина </w:t>
-      </w:r>
-      <w:r>
-        <w:rPr>
-          <w:rFonts w:ascii="Segoe UI Variable Small" w:hAnsi="Segoe UI Variable Small"/>
-          <w:color w:val="262626" w:themeColor="text1" w:themeTint="D9"/>
-          <w:sz w:val="20"/>
-        </w:rPr>
-        <w:t>№ {</w:t>
-      </w:r>
-      <w:proofErr w:type="spellStart"/>
-      <w:r>
-        <w:rPr>
-          <w:rFonts w:ascii="Segoe UI Variable Small" w:hAnsi="Segoe UI Variable Small"/>
-          <w:color w:val="262626" w:themeColor="text1" w:themeTint="D9"/>
-          <w:sz w:val="20"/>
-        </w:rPr>
-        <w:t>number</w:t>
-      </w:r>
-      <w:proofErr w:type="spellEnd"/>
-      <w:r>
-        <w:rPr>
-          <w:rFonts w:ascii="Segoe UI Variable Small" w:hAnsi="Segoe UI Variable Small"/>
-          <w:color w:val="262626" w:themeColor="text1" w:themeTint="D9"/>
-          <w:sz w:val="20"/>
-        </w:rPr>
-        <w:t>}от {</w:t>
-      </w:r>
-      <w:proofErr w:type="spellStart"/>
-      <w:r>
-        <w:rPr>
-          <w:rFonts w:ascii="Segoe UI Variable Small" w:hAnsi="Segoe UI Variable Small"/>
-          <w:color w:val="262626" w:themeColor="text1" w:themeTint="D9"/>
-          <w:sz w:val="20"/>
-        </w:rPr>
-        <w:t>date</w:t>
-      </w:r>
-      <w:proofErr w:type="spellEnd"/>
-      <w:r>
-        <w:rPr>
-          <w:rFonts w:ascii="Segoe UI Variable Small" w:hAnsi="Segoe UI Variable Small"/>
-          <w:color w:val="262626" w:themeColor="text1" w:themeTint="D9"/>
-          <w:sz w:val="20"/>
-        </w:rPr>
-        <w:t xml:space="preserve">} </w:t>
-      </w:r>
-      <w:r>
-        <w:rPr>
-          <w:rFonts w:ascii="Segoe UI Variable Small" w:hAnsi="Segoe UI Variable Small"/>
-          <w:color w:val="262626" w:themeColor="text1" w:themeTint="D9"/>
-          <w:sz w:val="20"/>
-        </w:rPr>
-        <w:t xml:space="preserve">- </w:t>
-      </w:r>
-      <w:r>
-        <w:rPr>
-          <w:rFonts w:ascii="Segoe UI Variable Small" w:hAnsi="Segoe UI Variable Small"/>
-          <w:color w:val="262626" w:themeColor="text1" w:themeTint="D9"/>
-          <w:sz w:val="20"/>
-        </w:rPr>
-        <w:t>{</w:t>
-      </w:r>
-      <w:proofErr w:type="spellStart"/>
-      <w:r>
-        <w:rPr>
-          <w:rFonts w:ascii="Segoe UI Variable Small" w:hAnsi="Segoe UI Variable Small"/>
-          <w:color w:val="262626" w:themeColor="text1" w:themeTint="D9"/>
-          <w:sz w:val="20"/>
-        </w:rPr>
-        <w:t>partner</w:t>
-      </w:r>
-      <w:proofErr w:type="spellEnd"/>
-      <w:r>
-        <w:rPr>
-          <w:rFonts w:ascii="Segoe UI Variable Small" w:hAnsi="Segoe UI Variable Small"/>
-          <w:color w:val="262626" w:themeColor="text1" w:themeTint="D9"/>
-          <w:sz w:val="20"/>
-        </w:rPr>
-        <w:t>}</w:t>
+        <w:t xml:space="preserve">В ответ на Ваш запрос ценовой информации направляем </w:t>
       </w:r>
     </w:p>
     <w:p>
       <w:pPr>
         <w:pStyle w:val="a3"/>
-        <w:tabs>
-          <w:tab w:val="left" w:pos="1985"/>
-        </w:tabs>
-        <w:spacing w:before="46"/>
-        <w:rPr>
-          <w:rFonts w:ascii="Segoe UI Variable Small" w:hAnsi="Segoe UI Variable Small"/>
-          <w:color w:val="262626" w:themeColor="text1" w:themeTint="D9"/>
-          <w:sz w:val="20"/>
+        <w:spacing w:after="240"/>
+        <w:ind w:left="12" w:firstLine="130"/>
+        <w:rPr>
+          <w:rFonts w:ascii="Segoe UI Variable Small" w:hAnsi="Segoe UI Variable Small"/>
+          <w:bCs/>
+          <w:color w:val="262626" w:themeColor="text1" w:themeTint="D9"/>
+          <w:szCs w:val="32"/>
         </w:rPr>
       </w:pPr>
+      <w:r>
+        <w:rPr>
+          <w:rFonts w:ascii="Segoe UI Variable Small" w:hAnsi="Segoe UI Variable Small"/>
+          <w:bCs/>
+          <w:color w:val="262626" w:themeColor="text1" w:themeTint="D9"/>
+          <w:szCs w:val="32"/>
+        </w:rPr>
+        <w:t>Коммерческое предложение</w:t>
+      </w:r>
     </w:p>
     <w:tbl>
       <w:tblPr>
         <w:tblStyle w:val="TableNormal"/>
-        <w:tblW w:w="10938" w:type="dxa"/>
+        <w:tblW w:w="11090" w:type="dxa"/>
         <w:tblInd w:w="-165" w:type="dxa"/>
         <w:tblBorders>
-          <w:top w:val="dotted" w:sz="12" w:space="0" w:color="808080" w:themeColor="background1" w:themeShade="80"/>
-          <w:bottom w:val="dotted" w:sz="12" w:space="0" w:color="808080" w:themeColor="background1" w:themeShade="80"/>
-          <w:insideH w:val="dotted" w:sz="12" w:space="0" w:color="808080" w:themeColor="background1" w:themeShade="80"/>
+          <w:insideH w:val="dashSmallGap" w:sz="2" w:space="0" w:color="808080" w:themeColor="background1" w:themeShade="80"/>
+          <w:insideV w:val="dashSmallGap" w:sz="2" w:space="0" w:color="808080" w:themeColor="background1" w:themeShade="80"/>
         </w:tblBorders>
         <w:tblLayout w:type="fixed"/>
         <w:tblLook w:val="01E0" w:firstRow="1" w:lastRow="1" w:firstColumn="1" w:lastColumn="1" w:noHBand="0" w:noVBand="0"/>
       </w:tblPr>
       <w:tblGrid>
         <w:gridCol w:w="591"/>
-        <w:gridCol w:w="2987"/>
-        <w:gridCol w:w="2987"/>
-        <w:gridCol w:w="1173"/>
-        <w:gridCol w:w="1216"/>
-        <w:gridCol w:w="1942"/>
-        <w:gridCol w:w="42"/>
+        <w:gridCol w:w="2551"/>
+        <w:gridCol w:w="4111"/>
+        <w:gridCol w:w="1134"/>
+        <w:gridCol w:w="1144"/>
+        <w:gridCol w:w="1559"/>
       </w:tblGrid>
       <w:tr>
         <w:trPr>
-          <w:gridAfter w:val="1"/>
-          <w:wAfter w:w="42" w:type="dxa"/>
           <w:trHeight w:val="646"/>
         </w:trPr>
         <w:tc>
           <w:tcPr>
             <w:tcW w:w="591" w:type="dxa"/>
             <w:tcBorders>
-              <w:bottom w:val="dotted" w:sz="12" w:space="0" w:color="808080" w:themeColor="background1" w:themeShade="80"/>
+              <w:top w:val="nil"/>
+              <w:bottom w:val="dashSmallGap" w:sz="6" w:space="0" w:color="auto"/>
+              <w:right w:val="dotted" w:sz="4" w:space="0" w:color="auto"/>
             </w:tcBorders>
             <w:vAlign w:val="center"/>
           </w:tcPr>
@@ -156,7 +83,8 @@
             <w:pPr>
               <w:pStyle w:val="TableParagraph"/>
               <w:spacing w:before="0"/>
-              <w:ind w:left="8"/>
+              <w:ind w:left="113"/>
+              <w:jc w:val="left"/>
               <w:rPr>
                 <w:rFonts w:ascii="Segoe UI Variable Small" w:hAnsi="Segoe UI Variable Small"/>
                 <w:b/>
@@ -180,14 +108,20 @@
         </w:tc>
         <w:tc>
           <w:tcPr>
-            <w:tcW w:w="2987" w:type="dxa"/>
+            <w:tcW w:w="2551" w:type="dxa"/>
+            <w:tcBorders>
+              <w:top w:val="nil"/>
+              <w:left w:val="dotted" w:sz="4" w:space="0" w:color="auto"/>
+              <w:bottom w:val="dashSmallGap" w:sz="6" w:space="0" w:color="auto"/>
+              <w:right w:val="dotted" w:sz="4" w:space="0" w:color="auto"/>
+            </w:tcBorders>
             <w:vAlign w:val="center"/>
           </w:tcPr>
           <w:p>
             <w:pPr>
               <w:pStyle w:val="TableParagraph"/>
               <w:spacing w:before="0"/>
-              <w:ind w:left="0" w:firstLine="245"/>
+              <w:ind w:left="113" w:right="145"/>
               <w:jc w:val="left"/>
               <w:rPr>
                 <w:rFonts w:ascii="Segoe UI Variable Small" w:hAnsi="Segoe UI Variable Small"/>
@@ -233,14 +167,20 @@
         </w:tc>
         <w:tc>
           <w:tcPr>
-            <w:tcW w:w="2987" w:type="dxa"/>
+            <w:tcW w:w="4111" w:type="dxa"/>
+            <w:tcBorders>
+              <w:top w:val="nil"/>
+              <w:left w:val="dotted" w:sz="4" w:space="0" w:color="auto"/>
+              <w:bottom w:val="dashSmallGap" w:sz="6" w:space="0" w:color="auto"/>
+              <w:right w:val="dotted" w:sz="4" w:space="0" w:color="auto"/>
+            </w:tcBorders>
             <w:vAlign w:val="center"/>
           </w:tcPr>
           <w:p>
             <w:pPr>
               <w:pStyle w:val="TableParagraph"/>
               <w:spacing w:before="0"/>
-              <w:ind w:left="108"/>
+              <w:ind w:left="113"/>
               <w:jc w:val="left"/>
               <w:rPr>
                 <w:rFonts w:ascii="Segoe UI Variable Small" w:hAnsi="Segoe UI Variable Small"/>
@@ -264,9 +204,12 @@
         </w:tc>
         <w:tc>
           <w:tcPr>
-            <w:tcW w:w="1173" w:type="dxa"/>
+            <w:tcW w:w="1134" w:type="dxa"/>
             <w:tcBorders>
-              <w:bottom w:val="dotted" w:sz="12" w:space="0" w:color="808080" w:themeColor="background1" w:themeShade="80"/>
+              <w:top w:val="nil"/>
+              <w:left w:val="dotted" w:sz="4" w:space="0" w:color="auto"/>
+              <w:bottom w:val="dashSmallGap" w:sz="6" w:space="0" w:color="auto"/>
+              <w:right w:val="dotted" w:sz="4" w:space="0" w:color="auto"/>
             </w:tcBorders>
             <w:vAlign w:val="center"/>
           </w:tcPr>
@@ -274,8 +217,8 @@
             <w:pPr>
               <w:pStyle w:val="TableParagraph"/>
               <w:spacing w:before="0" w:line="322" w:lineRule="exact"/>
-              <w:ind w:left="282" w:hanging="152"/>
-              <w:jc w:val="right"/>
+              <w:ind w:left="113"/>
+              <w:jc w:val="left"/>
               <w:rPr>
                 <w:rFonts w:ascii="Segoe UI Variable Small" w:hAnsi="Segoe UI Variable Small"/>
                 <w:b/>
@@ -310,9 +253,12 @@
         </w:tc>
         <w:tc>
           <w:tcPr>
-            <w:tcW w:w="1216" w:type="dxa"/>
+            <w:tcW w:w="1140" w:type="dxa"/>
             <w:tcBorders>
-              <w:bottom w:val="dotted" w:sz="12" w:space="0" w:color="808080" w:themeColor="background1" w:themeShade="80"/>
+              <w:top w:val="nil"/>
+              <w:left w:val="dotted" w:sz="4" w:space="0" w:color="auto"/>
+              <w:bottom w:val="dashSmallGap" w:sz="6" w:space="0" w:color="auto"/>
+              <w:right w:val="dotted" w:sz="4" w:space="0" w:color="auto"/>
             </w:tcBorders>
             <w:vAlign w:val="center"/>
           </w:tcPr>
@@ -320,8 +266,8 @@
             <w:pPr>
               <w:pStyle w:val="TableParagraph"/>
               <w:spacing w:before="0"/>
-              <w:ind w:left="17"/>
-              <w:jc w:val="right"/>
+              <w:ind w:left="113"/>
+              <w:jc w:val="left"/>
               <w:rPr>
                 <w:rFonts w:ascii="Segoe UI Variable Small" w:hAnsi="Segoe UI Variable Small"/>
                 <w:b/>
@@ -345,9 +291,11 @@
         </w:tc>
         <w:tc>
           <w:tcPr>
-            <w:tcW w:w="1942" w:type="dxa"/>
+            <w:tcW w:w="1559" w:type="dxa"/>
             <w:tcBorders>
-              <w:bottom w:val="dotted" w:sz="12" w:space="0" w:color="808080" w:themeColor="background1" w:themeShade="80"/>
+              <w:top w:val="nil"/>
+              <w:left w:val="dotted" w:sz="4" w:space="0" w:color="auto"/>
+              <w:bottom w:val="dashSmallGap" w:sz="6" w:space="0" w:color="auto"/>
             </w:tcBorders>
             <w:vAlign w:val="center"/>
           </w:tcPr>
@@ -355,7 +303,8 @@
             <w:pPr>
               <w:pStyle w:val="TableParagraph"/>
               <w:spacing w:before="0"/>
-              <w:jc w:val="right"/>
+              <w:ind w:left="113"/>
+              <w:jc w:val="left"/>
               <w:rPr>
                 <w:rFonts w:ascii="Segoe UI Variable Small" w:hAnsi="Segoe UI Variable Small"/>
                 <w:b/>
@@ -380,29 +329,29 @@
       </w:tr>
       <w:tr>
         <w:trPr>
-          <w:gridAfter w:val="1"/>
-          <w:wAfter w:w="42" w:type="dxa"/>
-          <w:trHeight w:val="170"/>
+          <w:trHeight w:val="844"/>
         </w:trPr>
         <w:tc>
           <w:tcPr>
             <w:tcW w:w="591" w:type="dxa"/>
             <w:tcBorders>
-              <w:top w:val="dotted" w:sz="12" w:space="0" w:color="808080" w:themeColor="background1" w:themeShade="80"/>
-              <w:bottom w:val="dotted" w:sz="12" w:space="0" w:color="808080" w:themeColor="background1" w:themeShade="80"/>
+              <w:top w:val="dashSmallGap" w:sz="6" w:space="0" w:color="auto"/>
+              <w:bottom w:val="dashSmallGap" w:sz="6" w:space="0" w:color="auto"/>
+              <w:right w:val="dotted" w:sz="4" w:space="0" w:color="auto"/>
             </w:tcBorders>
             <w:vAlign w:val="center"/>
           </w:tcPr>
           <w:p>
             <w:pPr>
               <w:pStyle w:val="TableParagraph"/>
-              <w:spacing w:before="0"/>
+              <w:spacing w:before="0" w:after="240"/>
               <w:ind w:left="8" w:right="3"/>
               <w:rPr>
                 <w:rFonts w:ascii="Segoe UI Variable Small" w:hAnsi="Segoe UI Variable Small"/>
-                <w:color w:val="262626" w:themeColor="text1" w:themeTint="D9"/>
+                <w:color w:val="0D0D0D" w:themeColor="text1" w:themeTint="F2"/>
                 <w:spacing w:val="-5"/>
-                <w:szCs w:val="18"/>
+                <w:sz w:val="24"/>
+                <w:szCs w:val="20"/>
                 <w:lang w:val="en-US"/>
               </w:rPr>
             </w:pPr>
@@ -410,7 +359,8 @@
               <w:rPr>
                 <w:rFonts w:ascii="Segoe UI Variable Small" w:hAnsi="Segoe UI Variable Small"/>
                 <w:color w:val="262626" w:themeColor="text1" w:themeTint="D9"/>
-                <w:szCs w:val="18"/>
+                <w:sz w:val="24"/>
+                <w:szCs w:val="20"/>
                 <w:lang w:val="en-US"/>
               </w:rPr>
               <w:t>{#</w:t>
@@ -420,7 +370,8 @@
               <w:rPr>
                 <w:rFonts w:ascii="Segoe UI Variable Small" w:hAnsi="Segoe UI Variable Small"/>
                 <w:color w:val="262626" w:themeColor="text1" w:themeTint="D9"/>
-                <w:szCs w:val="18"/>
+                <w:sz w:val="24"/>
+                <w:szCs w:val="20"/>
                 <w:lang w:val="en-US"/>
               </w:rPr>
               <w:t>items}{</w:t>
@@ -430,7 +381,8 @@
               <w:rPr>
                 <w:rFonts w:ascii="Segoe UI Variable Small" w:hAnsi="Segoe UI Variable Small"/>
                 <w:color w:val="262626" w:themeColor="text1" w:themeTint="D9"/>
-                <w:szCs w:val="18"/>
+                <w:sz w:val="24"/>
+                <w:szCs w:val="20"/>
                 <w:lang w:val="en-US"/>
               </w:rPr>
               <w:t>num}</w:t>
@@ -439,30 +391,34 @@
         </w:tc>
         <w:tc>
           <w:tcPr>
-            <w:tcW w:w="2987" w:type="dxa"/>
+            <w:tcW w:w="2551" w:type="dxa"/>
             <w:tcBorders>
-              <w:bottom w:val="dotted" w:sz="12" w:space="0" w:color="808080" w:themeColor="background1" w:themeShade="80"/>
+              <w:top w:val="dashSmallGap" w:sz="6" w:space="0" w:color="auto"/>
+              <w:left w:val="dotted" w:sz="4" w:space="0" w:color="auto"/>
+              <w:bottom w:val="dashSmallGap" w:sz="6" w:space="0" w:color="auto"/>
+              <w:right w:val="dotted" w:sz="4" w:space="0" w:color="auto"/>
             </w:tcBorders>
             <w:vAlign w:val="center"/>
           </w:tcPr>
           <w:p>
             <w:pPr>
               <w:pStyle w:val="TableParagraph"/>
-              <w:spacing w:before="0"/>
-              <w:ind w:left="108"/>
+              <w:spacing w:before="0" w:after="240"/>
+              <w:ind w:left="108" w:right="145"/>
               <w:jc w:val="left"/>
               <w:rPr>
                 <w:rFonts w:ascii="Segoe UI Variable Small" w:hAnsi="Segoe UI Variable Small"/>
-                <w:color w:val="262626" w:themeColor="text1" w:themeTint="D9"/>
-                <w:szCs w:val="18"/>
-                <w:lang w:val="en-US"/>
+                <w:color w:val="0D0D0D" w:themeColor="text1" w:themeTint="F2"/>
+                <w:sz w:val="20"/>
+                <w:szCs w:val="16"/>
               </w:rPr>
             </w:pPr>
             <w:r>
               <w:rPr>
                 <w:rFonts w:ascii="Segoe UI Variable Small" w:hAnsi="Segoe UI Variable Small"/>
                 <w:color w:val="262626" w:themeColor="text1" w:themeTint="D9"/>
-                <w:szCs w:val="18"/>
+                <w:sz w:val="24"/>
+                <w:szCs w:val="20"/>
               </w:rPr>
               <w:t>{</w:t>
             </w:r>
@@ -471,7 +427,8 @@
               <w:rPr>
                 <w:rFonts w:ascii="Segoe UI Variable Small" w:hAnsi="Segoe UI Variable Small"/>
                 <w:color w:val="262626" w:themeColor="text1" w:themeTint="D9"/>
-                <w:szCs w:val="18"/>
+                <w:sz w:val="24"/>
+                <w:szCs w:val="20"/>
               </w:rPr>
               <w:t>name</w:t>
             </w:r>
@@ -480,7 +437,8 @@
               <w:rPr>
                 <w:rFonts w:ascii="Segoe UI Variable Small" w:hAnsi="Segoe UI Variable Small"/>
                 <w:color w:val="262626" w:themeColor="text1" w:themeTint="D9"/>
-                <w:szCs w:val="18"/>
+                <w:sz w:val="24"/>
+                <w:szCs w:val="20"/>
               </w:rPr>
               <w:t>}</w:t>
             </w:r>
@@ -488,22 +446,26 @@
         </w:tc>
         <w:tc>
           <w:tcPr>
-            <w:tcW w:w="2987" w:type="dxa"/>
+            <w:tcW w:w="4111" w:type="dxa"/>
             <w:tcBorders>
-              <w:bottom w:val="dotted" w:sz="12" w:space="0" w:color="808080" w:themeColor="background1" w:themeShade="80"/>
+              <w:top w:val="dashSmallGap" w:sz="6" w:space="0" w:color="auto"/>
+              <w:left w:val="dotted" w:sz="4" w:space="0" w:color="auto"/>
+              <w:bottom w:val="dashSmallGap" w:sz="6" w:space="0" w:color="auto"/>
+              <w:right w:val="dotted" w:sz="4" w:space="0" w:color="auto"/>
             </w:tcBorders>
             <w:vAlign w:val="center"/>
           </w:tcPr>
           <w:p>
             <w:pPr>
               <w:pStyle w:val="TableParagraph"/>
-              <w:spacing w:before="0"/>
+              <w:spacing w:before="0" w:after="240"/>
               <w:ind w:left="108"/>
               <w:jc w:val="left"/>
               <w:rPr>
                 <w:rFonts w:ascii="Segoe UI Variable Small" w:hAnsi="Segoe UI Variable Small"/>
-                <w:color w:val="262626" w:themeColor="text1" w:themeTint="D9"/>
-                <w:szCs w:val="18"/>
+                <w:color w:val="0D0D0D" w:themeColor="text1" w:themeTint="F2"/>
+                <w:sz w:val="20"/>
+                <w:szCs w:val="16"/>
                 <w:lang w:val="en-US"/>
               </w:rPr>
             </w:pPr>
@@ -511,7 +473,8 @@
               <w:rPr>
                 <w:rFonts w:ascii="Segoe UI Variable Small" w:hAnsi="Segoe UI Variable Small"/>
                 <w:color w:val="262626" w:themeColor="text1" w:themeTint="D9"/>
-                <w:szCs w:val="18"/>
+                <w:sz w:val="24"/>
+                <w:szCs w:val="20"/>
               </w:rPr>
               <w:t>{</w:t>
             </w:r>
@@ -519,7 +482,8 @@
               <w:rPr>
                 <w:rFonts w:ascii="Segoe UI Variable Small" w:hAnsi="Segoe UI Variable Small"/>
                 <w:color w:val="262626" w:themeColor="text1" w:themeTint="D9"/>
-                <w:szCs w:val="18"/>
+                <w:sz w:val="24"/>
+                <w:szCs w:val="20"/>
                 <w:lang w:val="en-US"/>
               </w:rPr>
               <w:t>spec</w:t>
@@ -528,7 +492,8 @@
               <w:rPr>
                 <w:rFonts w:ascii="Segoe UI Variable Small" w:hAnsi="Segoe UI Variable Small"/>
                 <w:color w:val="262626" w:themeColor="text1" w:themeTint="D9"/>
-                <w:szCs w:val="18"/>
+                <w:sz w:val="24"/>
+                <w:szCs w:val="20"/>
               </w:rPr>
               <w:t>}</w:t>
             </w:r>
@@ -536,31 +501,34 @@
         </w:tc>
         <w:tc>
           <w:tcPr>
-            <w:tcW w:w="1173" w:type="dxa"/>
+            <w:tcW w:w="1134" w:type="dxa"/>
             <w:tcBorders>
-              <w:top w:val="dotted" w:sz="12" w:space="0" w:color="808080" w:themeColor="background1" w:themeShade="80"/>
-              <w:bottom w:val="dotted" w:sz="12" w:space="0" w:color="808080" w:themeColor="background1" w:themeShade="80"/>
+              <w:top w:val="dashSmallGap" w:sz="6" w:space="0" w:color="auto"/>
+              <w:left w:val="dotted" w:sz="4" w:space="0" w:color="auto"/>
+              <w:bottom w:val="dashSmallGap" w:sz="6" w:space="0" w:color="auto"/>
+              <w:right w:val="dotted" w:sz="4" w:space="0" w:color="auto"/>
             </w:tcBorders>
             <w:vAlign w:val="center"/>
           </w:tcPr>
           <w:p>
             <w:pPr>
               <w:pStyle w:val="TableParagraph"/>
-              <w:spacing w:before="0"/>
+              <w:spacing w:before="0" w:after="240"/>
               <w:ind w:left="14" w:right="2"/>
-              <w:jc w:val="right"/>
-              <w:rPr>
-                <w:rFonts w:ascii="Segoe UI Variable Small" w:hAnsi="Segoe UI Variable Small"/>
-                <w:color w:val="262626" w:themeColor="text1" w:themeTint="D9"/>
+              <w:rPr>
+                <w:rFonts w:ascii="Segoe UI Variable Small" w:hAnsi="Segoe UI Variable Small"/>
+                <w:color w:val="0D0D0D" w:themeColor="text1" w:themeTint="F2"/>
                 <w:spacing w:val="-10"/>
-                <w:szCs w:val="18"/>
+                <w:sz w:val="20"/>
+                <w:szCs w:val="16"/>
               </w:rPr>
             </w:pPr>
             <w:r>
               <w:rPr>
                 <w:rFonts w:ascii="Segoe UI Variable Small" w:hAnsi="Segoe UI Variable Small"/>
                 <w:color w:val="262626" w:themeColor="text1" w:themeTint="D9"/>
-                <w:szCs w:val="18"/>
+                <w:sz w:val="24"/>
+                <w:szCs w:val="20"/>
               </w:rPr>
               <w:t>{</w:t>
             </w:r>
@@ -569,7 +537,8 @@
               <w:rPr>
                 <w:rFonts w:ascii="Segoe UI Variable Small" w:hAnsi="Segoe UI Variable Small"/>
                 <w:color w:val="262626" w:themeColor="text1" w:themeTint="D9"/>
-                <w:szCs w:val="18"/>
+                <w:sz w:val="24"/>
+                <w:szCs w:val="20"/>
               </w:rPr>
               <w:t>qty</w:t>
             </w:r>
@@ -578,7 +547,8 @@
               <w:rPr>
                 <w:rFonts w:ascii="Segoe UI Variable Small" w:hAnsi="Segoe UI Variable Small"/>
                 <w:color w:val="262626" w:themeColor="text1" w:themeTint="D9"/>
-                <w:szCs w:val="18"/>
+                <w:sz w:val="24"/>
+                <w:szCs w:val="20"/>
               </w:rPr>
               <w:t>}</w:t>
             </w:r>
@@ -586,32 +556,35 @@
         </w:tc>
         <w:tc>
           <w:tcPr>
-            <w:tcW w:w="1216" w:type="dxa"/>
+            <w:tcW w:w="1140" w:type="dxa"/>
             <w:tcBorders>
-              <w:top w:val="dotted" w:sz="12" w:space="0" w:color="808080" w:themeColor="background1" w:themeShade="80"/>
-              <w:bottom w:val="dotted" w:sz="12" w:space="0" w:color="808080" w:themeColor="background1" w:themeShade="80"/>
-              <w:right w:val="nil"/>
+              <w:top w:val="dashSmallGap" w:sz="6" w:space="0" w:color="auto"/>
+              <w:left w:val="dotted" w:sz="4" w:space="0" w:color="auto"/>
+              <w:bottom w:val="dashSmallGap" w:sz="6" w:space="0" w:color="auto"/>
+              <w:right w:val="dotted" w:sz="4" w:space="0" w:color="auto"/>
             </w:tcBorders>
             <w:vAlign w:val="center"/>
           </w:tcPr>
           <w:p>
             <w:pPr>
               <w:pStyle w:val="TableParagraph"/>
-              <w:spacing w:before="0"/>
-              <w:ind w:left="17" w:right="4"/>
-              <w:jc w:val="right"/>
-              <w:rPr>
-                <w:rFonts w:ascii="Segoe UI Variable Small" w:hAnsi="Segoe UI Variable Small"/>
-                <w:color w:val="262626" w:themeColor="text1" w:themeTint="D9"/>
+              <w:spacing w:before="0" w:after="240"/>
+              <w:ind w:left="151" w:right="4"/>
+              <w:jc w:val="left"/>
+              <w:rPr>
+                <w:rFonts w:ascii="Segoe UI Variable Small" w:hAnsi="Segoe UI Variable Small"/>
+                <w:color w:val="0D0D0D" w:themeColor="text1" w:themeTint="F2"/>
                 <w:spacing w:val="-2"/>
-                <w:szCs w:val="18"/>
+                <w:sz w:val="20"/>
+                <w:szCs w:val="16"/>
               </w:rPr>
             </w:pPr>
             <w:r>
               <w:rPr>
                 <w:rFonts w:ascii="Segoe UI Variable Small" w:hAnsi="Segoe UI Variable Small"/>
                 <w:color w:val="262626" w:themeColor="text1" w:themeTint="D9"/>
-                <w:szCs w:val="18"/>
+                <w:sz w:val="24"/>
+                <w:szCs w:val="20"/>
               </w:rPr>
               <w:t>{</w:t>
             </w:r>
@@ -620,7 +593,8 @@
               <w:rPr>
                 <w:rFonts w:ascii="Segoe UI Variable Small" w:hAnsi="Segoe UI Variable Small"/>
                 <w:color w:val="262626" w:themeColor="text1" w:themeTint="D9"/>
-                <w:szCs w:val="18"/>
+                <w:sz w:val="24"/>
+                <w:szCs w:val="20"/>
               </w:rPr>
               <w:t>price</w:t>
             </w:r>
@@ -629,7 +603,8 @@
               <w:rPr>
                 <w:rFonts w:ascii="Segoe UI Variable Small" w:hAnsi="Segoe UI Variable Small"/>
                 <w:color w:val="262626" w:themeColor="text1" w:themeTint="D9"/>
-                <w:szCs w:val="18"/>
+                <w:sz w:val="24"/>
+                <w:szCs w:val="20"/>
               </w:rPr>
               <w:t>}</w:t>
             </w:r>
@@ -637,21 +612,23 @@
         </w:tc>
         <w:tc>
           <w:tcPr>
-            <w:tcW w:w="1942" w:type="dxa"/>
+            <w:tcW w:w="1559" w:type="dxa"/>
             <w:tcBorders>
-              <w:top w:val="dotted" w:sz="12" w:space="0" w:color="808080" w:themeColor="background1" w:themeShade="80"/>
-              <w:left w:val="nil"/>
-              <w:bottom w:val="dotted" w:sz="12" w:space="0" w:color="808080" w:themeColor="background1" w:themeShade="80"/>
+              <w:top w:val="dashSmallGap" w:sz="6" w:space="0" w:color="auto"/>
+              <w:left w:val="dotted" w:sz="4" w:space="0" w:color="auto"/>
+              <w:bottom w:val="dashSmallGap" w:sz="6" w:space="0" w:color="auto"/>
             </w:tcBorders>
             <w:vAlign w:val="center"/>
           </w:tcPr>
           <w:p>
             <w:pPr>
-              <w:jc w:val="right"/>
-              <w:rPr>
-                <w:rFonts w:ascii="Segoe UI Variable Small" w:hAnsi="Segoe UI Variable Small"/>
-                <w:color w:val="262626" w:themeColor="text1" w:themeTint="D9"/>
-                <w:szCs w:val="18"/>
+              <w:spacing w:after="240"/>
+              <w:ind w:left="139"/>
+              <w:rPr>
+                <w:rFonts w:ascii="Segoe UI Variable Small" w:hAnsi="Segoe UI Variable Small"/>
+                <w:color w:val="0D0D0D" w:themeColor="text1" w:themeTint="F2"/>
+                <w:sz w:val="20"/>
+                <w:szCs w:val="16"/>
                 <w:lang w:val="en-US"/>
               </w:rPr>
             </w:pPr>
@@ -659,7 +636,8 @@
               <w:rPr>
                 <w:rFonts w:ascii="Segoe UI Variable Small" w:hAnsi="Segoe UI Variable Small"/>
                 <w:color w:val="262626" w:themeColor="text1" w:themeTint="D9"/>
-                <w:szCs w:val="18"/>
+                <w:sz w:val="24"/>
+                <w:szCs w:val="20"/>
               </w:rPr>
               <w:t>{</w:t>
             </w:r>
@@ -668,7 +646,8 @@
               <w:rPr>
                 <w:rFonts w:ascii="Segoe UI Variable Small" w:hAnsi="Segoe UI Variable Small"/>
                 <w:color w:val="262626" w:themeColor="text1" w:themeTint="D9"/>
-                <w:szCs w:val="18"/>
+                <w:sz w:val="24"/>
+                <w:szCs w:val="20"/>
               </w:rPr>
               <w:t>sum</w:t>
             </w:r>
@@ -677,7 +656,8 @@
               <w:rPr>
                 <w:rFonts w:ascii="Segoe UI Variable Small" w:hAnsi="Segoe UI Variable Small"/>
                 <w:color w:val="262626" w:themeColor="text1" w:themeTint="D9"/>
-                <w:szCs w:val="18"/>
+                <w:sz w:val="24"/>
+                <w:szCs w:val="20"/>
               </w:rPr>
               <w:t>}{/</w:t>
             </w:r>
@@ -686,7 +666,8 @@
               <w:rPr>
                 <w:rFonts w:ascii="Segoe UI Variable Small" w:hAnsi="Segoe UI Variable Small"/>
                 <w:color w:val="262626" w:themeColor="text1" w:themeTint="D9"/>
-                <w:szCs w:val="18"/>
+                <w:sz w:val="24"/>
+                <w:szCs w:val="20"/>
               </w:rPr>
               <w:t>items</w:t>
             </w:r>
@@ -695,7 +676,8 @@
               <w:rPr>
                 <w:rFonts w:ascii="Segoe UI Variable Small" w:hAnsi="Segoe UI Variable Small"/>
                 <w:color w:val="262626" w:themeColor="text1" w:themeTint="D9"/>
-                <w:szCs w:val="18"/>
+                <w:sz w:val="24"/>
+                <w:szCs w:val="20"/>
               </w:rPr>
               <w:t>}</w:t>
             </w:r>
@@ -704,15 +686,14 @@
       </w:tr>
       <w:tr>
         <w:trPr>
-          <w:trHeight w:val="489"/>
+          <w:trHeight w:val="598"/>
         </w:trPr>
         <w:tc>
           <w:tcPr>
-            <w:tcW w:w="8954" w:type="dxa"/>
+            <w:tcW w:w="9531" w:type="dxa"/>
             <w:gridSpan w:val="5"/>
             <w:tcBorders>
-              <w:top w:val="single" w:sz="12" w:space="0" w:color="7F7F7F" w:themeColor="text1" w:themeTint="80"/>
-              <w:left w:val="nil"/>
+              <w:top w:val="dashSmallGap" w:sz="6" w:space="0" w:color="auto"/>
               <w:bottom w:val="nil"/>
               <w:right w:val="nil"/>
             </w:tcBorders>
@@ -722,21 +703,21 @@
             <w:pPr>
               <w:pStyle w:val="TableParagraph"/>
               <w:spacing w:before="0"/>
-              <w:ind w:right="348"/>
+              <w:ind w:right="280"/>
               <w:jc w:val="right"/>
               <w:rPr>
                 <w:rFonts w:ascii="Segoe UI Variable Small" w:hAnsi="Segoe UI Variable Small"/>
-                <w:bCs/>
-                <w:color w:val="262626" w:themeColor="text1" w:themeTint="D9"/>
-                <w:szCs w:val="18"/>
+                <w:b/>
+                <w:color w:val="0D0D0D" w:themeColor="text1" w:themeTint="F2"/>
+                <w:sz w:val="28"/>
               </w:rPr>
             </w:pPr>
             <w:r>
               <w:rPr>
                 <w:rFonts w:ascii="Segoe UI Variable Small" w:hAnsi="Segoe UI Variable Small"/>
-                <w:bCs/>
-                <w:color w:val="262626" w:themeColor="text1" w:themeTint="D9"/>
-                <w:szCs w:val="18"/>
+                <w:b/>
+                <w:color w:val="0D0D0D" w:themeColor="text1" w:themeTint="F2"/>
+                <w:sz w:val="28"/>
               </w:rPr>
               <w:t>Итого:</w:t>
             </w:r>
@@ -744,36 +725,37 @@
         </w:tc>
         <w:tc>
           <w:tcPr>
-            <w:tcW w:w="1984" w:type="dxa"/>
-            <w:gridSpan w:val="2"/>
+            <w:tcW w:w="1559" w:type="dxa"/>
             <w:tcBorders>
-              <w:top w:val="single" w:sz="12" w:space="0" w:color="7F7F7F" w:themeColor="text1" w:themeTint="80"/>
+              <w:top w:val="dashSmallGap" w:sz="6" w:space="0" w:color="auto"/>
               <w:left w:val="nil"/>
               <w:bottom w:val="nil"/>
-              <w:right w:val="nil"/>
             </w:tcBorders>
             <w:vAlign w:val="center"/>
           </w:tcPr>
           <w:p>
             <w:pPr>
               <w:pStyle w:val="TableParagraph"/>
+              <w:tabs>
+                <w:tab w:val="left" w:pos="145"/>
+              </w:tabs>
               <w:spacing w:before="0"/>
-              <w:ind w:right="348"/>
+              <w:ind w:left="139"/>
               <w:jc w:val="left"/>
               <w:rPr>
                 <w:rFonts w:ascii="Segoe UI Variable Small" w:hAnsi="Segoe UI Variable Small"/>
-                <w:bCs/>
-                <w:color w:val="262626" w:themeColor="text1" w:themeTint="D9"/>
-                <w:szCs w:val="18"/>
+                <w:b/>
+                <w:color w:val="0D0D0D" w:themeColor="text1" w:themeTint="F2"/>
+                <w:sz w:val="28"/>
               </w:rPr>
             </w:pPr>
             <w:r>
               <w:rPr>
                 <w:rFonts w:ascii="Segoe UI Variable Small" w:hAnsi="Segoe UI Variable Small"/>
-                <w:bCs/>
+                <w:b/>
                 <w:color w:val="262626" w:themeColor="text1" w:themeTint="D9"/>
                 <w:spacing w:val="-2"/>
-                <w:szCs w:val="18"/>
+                <w:sz w:val="28"/>
               </w:rPr>
               <w:t>{</w:t>
             </w:r>
@@ -781,10 +763,10 @@
             <w:r>
               <w:rPr>
                 <w:rFonts w:ascii="Segoe UI Variable Small" w:hAnsi="Segoe UI Variable Small"/>
-                <w:bCs/>
+                <w:b/>
                 <w:color w:val="262626" w:themeColor="text1" w:themeTint="D9"/>
                 <w:spacing w:val="-2"/>
-                <w:szCs w:val="18"/>
+                <w:sz w:val="28"/>
               </w:rPr>
               <w:t>total</w:t>
             </w:r>
@@ -792,10 +774,10 @@
             <w:r>
               <w:rPr>
                 <w:rFonts w:ascii="Segoe UI Variable Small" w:hAnsi="Segoe UI Variable Small"/>
-                <w:bCs/>
+                <w:b/>
                 <w:color w:val="262626" w:themeColor="text1" w:themeTint="D9"/>
                 <w:spacing w:val="-2"/>
-                <w:szCs w:val="18"/>
+                <w:sz w:val="28"/>
               </w:rPr>
               <w:t>}</w:t>
             </w:r>
@@ -803,20 +785,6 @@
         </w:tc>
       </w:tr>
     </w:tbl>
-    <w:p>
-      <w:pPr>
-        <w:pStyle w:val="a3"/>
-        <w:ind w:left="12" w:firstLine="130"/>
-        <w:jc w:val="both"/>
-        <w:rPr>
-          <w:rFonts w:ascii="Segoe UI Variable Small" w:hAnsi="Segoe UI Variable Small"/>
-          <w:b/>
-          <w:color w:val="262626" w:themeColor="text1" w:themeTint="D9"/>
-          <w:sz w:val="20"/>
-          <w:lang w:val="en-US"/>
-        </w:rPr>
-      </w:pPr>
-    </w:p>
     <w:p>
       <w:pPr>
         <w:pStyle w:val="a3"/>
@@ -1495,7 +1463,7 @@
       </w:tr>
       <w:tr>
         <w:trPr>
-          <w:trHeight w:val="1074"/>
+          <w:trHeight w:val="213"/>
         </w:trPr>
         <w:tc>
           <w:tcPr>
@@ -2030,7 +1998,6 @@
           <w:color w:val="262626" w:themeColor="text1" w:themeTint="D9"/>
           <w:spacing w:val="-5"/>
           <w:sz w:val="24"/>
-          <w:lang w:val="en-US"/>
         </w:rPr>
       </w:pPr>
     </w:p>
@@ -2039,7 +2006,7 @@
       <w:footerReference w:type="first" r:id="rId10"/>
       <w:type w:val="continuous"/>
       <w:pgSz w:w="11910" w:h="16840"/>
-      <w:pgMar w:top="720" w:right="720" w:bottom="720" w:left="720" w:header="283" w:footer="624" w:gutter="0"/>
+      <w:pgMar w:top="993" w:right="720" w:bottom="720" w:left="720" w:header="283" w:footer="624" w:gutter="0"/>
       <w:pgNumType w:start="1"/>
       <w:cols w:space="720"/>
       <w:titlePg/>
@@ -2307,7 +2274,7 @@
           <w:hyperlink r:id="rId1" w:history="1">
             <w:r>
               <w:rPr>
-                <w:rStyle w:val="aa"/>
+                <w:rStyle w:val="ab"/>
                 <w:rFonts w:ascii="Segoe UI Variable Small" w:eastAsia="Andale Sans UI" w:hAnsi="Segoe UI Variable Small" w:cs="Tahoma"/>
                 <w:color w:val="2626FF" w:themeColor="hyperlink" w:themeTint="D9"/>
                 <w:kern w:val="3"/>
@@ -2319,7 +2286,7 @@
             </w:r>
             <w:r>
               <w:rPr>
-                <w:rStyle w:val="aa"/>
+                <w:rStyle w:val="ab"/>
                 <w:rFonts w:ascii="Segoe UI Variable Small" w:eastAsia="Andale Sans UI" w:hAnsi="Segoe UI Variable Small" w:cs="Tahoma"/>
                 <w:color w:val="2626FF" w:themeColor="hyperlink" w:themeTint="D9"/>
                 <w:kern w:val="3"/>
@@ -2331,7 +2298,7 @@
             </w:r>
             <w:r>
               <w:rPr>
-                <w:rStyle w:val="aa"/>
+                <w:rStyle w:val="ab"/>
                 <w:rFonts w:ascii="Segoe UI Variable Small" w:eastAsia="Andale Sans UI" w:hAnsi="Segoe UI Variable Small" w:cs="Tahoma"/>
                 <w:color w:val="2626FF" w:themeColor="hyperlink" w:themeTint="D9"/>
                 <w:kern w:val="3"/>
@@ -2343,7 +2310,7 @@
             </w:r>
             <w:r>
               <w:rPr>
-                <w:rStyle w:val="aa"/>
+                <w:rStyle w:val="ab"/>
                 <w:rFonts w:ascii="Segoe UI Variable Small" w:eastAsia="Andale Sans UI" w:hAnsi="Segoe UI Variable Small" w:cs="Tahoma"/>
                 <w:color w:val="2626FF" w:themeColor="hyperlink" w:themeTint="D9"/>
                 <w:kern w:val="3"/>
@@ -2355,7 +2322,7 @@
             </w:r>
             <w:r>
               <w:rPr>
-                <w:rStyle w:val="aa"/>
+                <w:rStyle w:val="ab"/>
                 <w:rFonts w:ascii="Segoe UI Variable Small" w:eastAsia="Andale Sans UI" w:hAnsi="Segoe UI Variable Small" w:cs="Tahoma"/>
                 <w:color w:val="2626FF" w:themeColor="hyperlink" w:themeTint="D9"/>
                 <w:kern w:val="3"/>
@@ -2367,7 +2334,7 @@
             </w:r>
             <w:r>
               <w:rPr>
-                <w:rStyle w:val="aa"/>
+                <w:rStyle w:val="ab"/>
                 <w:rFonts w:ascii="Segoe UI Variable Small" w:eastAsia="Andale Sans UI" w:hAnsi="Segoe UI Variable Small" w:cs="Tahoma"/>
                 <w:color w:val="2626FF" w:themeColor="hyperlink" w:themeTint="D9"/>
                 <w:kern w:val="3"/>
@@ -2742,7 +2709,7 @@
   </w:tbl>
   <w:p>
     <w:pPr>
-      <w:pStyle w:val="a7"/>
+      <w:pStyle w:val="a8"/>
     </w:pPr>
   </w:p>
 </w:ftr>
@@ -2772,8 +2739,8 @@
   <w:tbl>
     <w:tblPr>
       <w:tblStyle w:val="1"/>
-      <w:tblW w:w="10774" w:type="dxa"/>
-      <w:tblInd w:w="-142" w:type="dxa"/>
+      <w:tblW w:w="9213" w:type="dxa"/>
+      <w:tblInd w:w="426" w:type="dxa"/>
       <w:tblBorders>
         <w:top w:val="none" w:sz="0" w:space="0" w:color="auto"/>
         <w:left w:val="none" w:sz="0" w:space="0" w:color="auto"/>
@@ -2785,8 +2752,8 @@
       <w:tblLook w:val="04A0" w:firstRow="1" w:lastRow="0" w:firstColumn="1" w:lastColumn="0" w:noHBand="0" w:noVBand="1"/>
     </w:tblPr>
     <w:tblGrid>
-      <w:gridCol w:w="4253"/>
-      <w:gridCol w:w="6521"/>
+      <w:gridCol w:w="3119"/>
+      <w:gridCol w:w="6094"/>
     </w:tblGrid>
     <w:tr>
       <w:trPr>
@@ -2794,9 +2761,8 @@
       </w:trPr>
       <w:tc>
         <w:tcPr>
-          <w:tcW w:w="4253" w:type="dxa"/>
+          <w:tcW w:w="3119" w:type="dxa"/>
           <w:vMerge w:val="restart"/>
-          <w:vAlign w:val="center"/>
         </w:tcPr>
         <w:p>
           <w:pPr>
@@ -2826,10 +2792,10 @@
               <w:lang w:eastAsia="ru-RU"/>
             </w:rPr>
             <w:drawing>
-              <wp:inline distT="0" distB="0" distL="0" distR="0" wp14:anchorId="62664E9F" wp14:editId="3C05C920">
+              <wp:inline distT="0" distB="0" distL="0" distR="0" wp14:anchorId="0E84A8AE" wp14:editId="1247C686">
                 <wp:extent cx="1084521" cy="860697"/>
                 <wp:effectExtent l="0" t="0" r="1905" b="0"/>
-                <wp:docPr id="66" name="Рисунок 66" descr="Изображение выглядит как Графика, Шрифт, зеленый, дизайн&#10;&#10;Контент, сгенерированный ИИ, может содержать ошибки."/>
+                <wp:docPr id="14" name="Рисунок 14" descr="Изображение выглядит как Графика, Шрифт, зеленый, дизайн&#10;&#10;Контент, сгенерированный ИИ, может содержать ошибки."/>
                 <wp:cNvGraphicFramePr>
                   <a:graphicFrameLocks xmlns:a="http://schemas.openxmlformats.org/drawingml/2006/main" noChangeAspect="1"/>
                 </wp:cNvGraphicFramePr>
@@ -2879,12 +2845,11 @@
       </w:tc>
       <w:tc>
         <w:tcPr>
-          <w:tcW w:w="6521" w:type="dxa"/>
-          <w:vAlign w:val="center"/>
+          <w:tcW w:w="6094" w:type="dxa"/>
         </w:tcPr>
         <w:p>
           <w:pPr>
-            <w:ind w:right="461" w:firstLine="713"/>
+            <w:jc w:val="right"/>
             <w:rPr>
               <w:rFonts w:ascii="Segoe UI Variable Small" w:hAnsi="Segoe UI Variable Small"/>
               <w:bCs/>
@@ -2901,28 +2866,7 @@
               <w:sz w:val="24"/>
               <w:szCs w:val="24"/>
             </w:rPr>
-            <w:t>№</w:t>
-          </w:r>
-          <w:r>
-            <w:rPr>
-              <w:rFonts w:ascii="Segoe UI Variable Small" w:hAnsi="Segoe UI Variable Small"/>
-              <w:bCs/>
-              <w:color w:val="262626" w:themeColor="text1" w:themeTint="D9"/>
-              <w:spacing w:val="-5"/>
-              <w:sz w:val="24"/>
-              <w:szCs w:val="24"/>
-            </w:rPr>
-            <w:t xml:space="preserve"> </w:t>
-          </w:r>
-          <w:r>
-            <w:rPr>
-              <w:rFonts w:ascii="Segoe UI Variable Small" w:hAnsi="Segoe UI Variable Small"/>
-              <w:bCs/>
-              <w:color w:val="262626" w:themeColor="text1" w:themeTint="D9"/>
-              <w:sz w:val="24"/>
-              <w:szCs w:val="24"/>
-            </w:rPr>
-            <w:t>{</w:t>
+            <w:t>№ {</w:t>
           </w:r>
           <w:proofErr w:type="spellStart"/>
           <w:r>
@@ -2950,7 +2894,7 @@
         <w:p>
           <w:pPr>
             <w:spacing w:after="240"/>
-            <w:ind w:right="461" w:firstLine="713"/>
+            <w:jc w:val="right"/>
             <w:rPr>
               <w:rFonts w:ascii="Segoe UI Variable Small" w:hAnsi="Segoe UI Variable Small"/>
               <w:b/>
@@ -2990,16 +2934,6 @@
               <w:szCs w:val="24"/>
             </w:rPr>
             <w:t>} г.</w:t>
-          </w:r>
-          <w:r>
-            <w:rPr>
-              <w:rFonts w:ascii="Segoe UI Variable Small" w:hAnsi="Segoe UI Variable Small"/>
-              <w:b/>
-              <w:color w:val="262626" w:themeColor="text1" w:themeTint="D9"/>
-              <w:sz w:val="24"/>
-              <w:szCs w:val="24"/>
-            </w:rPr>
-            <w:t xml:space="preserve"> </w:t>
           </w:r>
         </w:p>
       </w:tc>
@@ -3010,7 +2944,7 @@
       </w:trPr>
       <w:tc>
         <w:tcPr>
-          <w:tcW w:w="4253" w:type="dxa"/>
+          <w:tcW w:w="3119" w:type="dxa"/>
           <w:vMerge/>
         </w:tcPr>
         <w:p>
@@ -3031,12 +2965,12 @@
       </w:tc>
       <w:tc>
         <w:tcPr>
-          <w:tcW w:w="6521" w:type="dxa"/>
+          <w:tcW w:w="6094" w:type="dxa"/>
         </w:tcPr>
         <w:p>
           <w:pPr>
             <w:suppressAutoHyphens/>
-            <w:ind w:firstLine="713"/>
+            <w:jc w:val="right"/>
             <w:textAlignment w:val="baseline"/>
             <w:rPr>
               <w:rFonts w:ascii="Segoe UI Variable Small" w:eastAsia="Andale Sans UI" w:hAnsi="Segoe UI Variable Small" w:cs="Tahoma"/>
@@ -3063,7 +2997,7 @@
           <w:pPr>
             <w:suppressAutoHyphens/>
             <w:spacing w:after="240"/>
-            <w:ind w:firstLine="713"/>
+            <w:jc w:val="right"/>
             <w:textAlignment w:val="baseline"/>
             <w:rPr>
               <w:rFonts w:ascii="Segoe UI Variable Small" w:eastAsia="Andale Sans UI" w:hAnsi="Segoe UI Variable Small" w:cs="Tahoma"/>
@@ -3083,127 +3017,7 @@
               <w:szCs w:val="18"/>
               <w:lang w:eastAsia="ja-JP" w:bidi="fa-IR"/>
             </w:rPr>
-            <w:t>ИНН: 370252937771</w:t>
-          </w:r>
-          <w:r>
-            <w:rPr>
-              <w:rFonts w:ascii="Segoe UI Variable Small" w:eastAsia="Andale Sans UI" w:hAnsi="Segoe UI Variable Small" w:cs="Tahoma"/>
-              <w:color w:val="262626" w:themeColor="text1" w:themeTint="D9"/>
-              <w:kern w:val="3"/>
-              <w:sz w:val="18"/>
-              <w:szCs w:val="18"/>
-              <w:lang w:eastAsia="ja-JP" w:bidi="fa-IR"/>
-            </w:rPr>
-            <w:t xml:space="preserve">, </w:t>
-          </w:r>
-          <w:r>
-            <w:rPr>
-              <w:rFonts w:ascii="Segoe UI Variable Small" w:eastAsia="Andale Sans UI" w:hAnsi="Segoe UI Variable Small" w:cs="Tahoma"/>
-              <w:color w:val="262626" w:themeColor="text1" w:themeTint="D9"/>
-              <w:kern w:val="3"/>
-              <w:sz w:val="18"/>
-              <w:szCs w:val="18"/>
-              <w:lang w:eastAsia="ja-JP" w:bidi="fa-IR"/>
-            </w:rPr>
-            <w:t>ОГРНИП 315370200019141</w:t>
-          </w:r>
-        </w:p>
-      </w:tc>
-    </w:tr>
-    <w:tr>
-      <w:trPr>
-        <w:trHeight w:val="104"/>
-      </w:trPr>
-      <w:tc>
-        <w:tcPr>
-          <w:tcW w:w="4253" w:type="dxa"/>
-          <w:vMerge/>
-        </w:tcPr>
-        <w:p>
-          <w:pPr>
-            <w:tabs>
-              <w:tab w:val="center" w:pos="4677"/>
-              <w:tab w:val="right" w:pos="9355"/>
-            </w:tabs>
-            <w:rPr>
-              <w:rFonts w:ascii="Segoe UI Variable Small" w:hAnsi="Segoe UI Variable Small"/>
-              <w:color w:val="262626" w:themeColor="text1" w:themeTint="D9"/>
-              <w:sz w:val="32"/>
-              <w:szCs w:val="40"/>
-              <w:lang w:eastAsia="ru-RU"/>
-            </w:rPr>
-          </w:pPr>
-        </w:p>
-      </w:tc>
-      <w:tc>
-        <w:tcPr>
-          <w:tcW w:w="6521" w:type="dxa"/>
-        </w:tcPr>
-        <w:p>
-          <w:pPr>
-            <w:tabs>
-              <w:tab w:val="center" w:pos="4677"/>
-              <w:tab w:val="right" w:pos="9355"/>
-            </w:tabs>
-            <w:ind w:firstLine="713"/>
-            <w:rPr>
-              <w:rFonts w:ascii="Segoe UI Variable Small" w:eastAsia="Andale Sans UI" w:hAnsi="Segoe UI Variable Small" w:cs="Tahoma"/>
-              <w:color w:val="262626" w:themeColor="text1" w:themeTint="D9"/>
-              <w:kern w:val="3"/>
-              <w:sz w:val="28"/>
-              <w:szCs w:val="28"/>
-              <w:lang w:eastAsia="ja-JP" w:bidi="fa-IR"/>
-            </w:rPr>
-          </w:pPr>
-          <w:r>
-            <w:rPr>
-              <w:rFonts w:ascii="Segoe UI Variable Small" w:eastAsia="Andale Sans UI" w:hAnsi="Segoe UI Variable Small" w:cs="Tahoma"/>
-              <w:color w:val="262626" w:themeColor="text1" w:themeTint="D9"/>
-              <w:kern w:val="3"/>
-              <w:sz w:val="28"/>
-              <w:szCs w:val="28"/>
-              <w:lang w:eastAsia="ja-JP" w:bidi="fa-IR"/>
-            </w:rPr>
-            <w:t xml:space="preserve">Коммерческое предложение </w:t>
-          </w:r>
-        </w:p>
-        <w:p>
-          <w:pPr>
-            <w:tabs>
-              <w:tab w:val="center" w:pos="4677"/>
-              <w:tab w:val="right" w:pos="9355"/>
-            </w:tabs>
-            <w:ind w:firstLine="713"/>
-            <w:rPr>
-              <w:rFonts w:ascii="Segoe UI Variable Small" w:eastAsia="Andale Sans UI" w:hAnsi="Segoe UI Variable Small" w:cs="Tahoma"/>
-              <w:color w:val="262626" w:themeColor="text1" w:themeTint="D9"/>
-              <w:kern w:val="3"/>
-              <w:sz w:val="28"/>
-              <w:szCs w:val="28"/>
-              <w:lang w:val="en-US" w:eastAsia="ja-JP" w:bidi="fa-IR"/>
-            </w:rPr>
-          </w:pPr>
-          <w:r>
-            <w:rPr>
-              <w:rFonts w:ascii="Segoe UI Variable Small" w:eastAsia="Andale Sans UI" w:hAnsi="Segoe UI Variable Small" w:cs="Tahoma"/>
-              <w:color w:val="262626" w:themeColor="text1" w:themeTint="D9"/>
-              <w:kern w:val="3"/>
-              <w:sz w:val="28"/>
-              <w:szCs w:val="28"/>
-              <w:lang w:eastAsia="ja-JP" w:bidi="fa-IR"/>
-            </w:rPr>
-            <w:t xml:space="preserve">для </w:t>
-          </w:r>
-          <w:r>
-            <w:rPr>
-              <w:rFonts w:ascii="Segoe UI Variable Small" w:eastAsia="Andale Sans UI" w:hAnsi="Segoe UI Variable Small" w:cs="Tahoma"/>
-              <w:color w:val="262626" w:themeColor="text1" w:themeTint="D9"/>
-              <w:kern w:val="3"/>
-              <w:sz w:val="28"/>
-              <w:szCs w:val="28"/>
-              <w:lang w:val="en-US" w:eastAsia="ja-JP" w:bidi="fa-IR"/>
-            </w:rPr>
-            <w:t>{partner}</w:t>
+            <w:t>ИНН: 370252937771, ОГРНИП 315370200019141</w:t>
           </w:r>
         </w:p>
       </w:tc>
@@ -3211,10 +3025,9 @@
   </w:tbl>
   <w:p>
     <w:pPr>
-      <w:pStyle w:val="a5"/>
+      <w:pStyle w:val="a6"/>
       <w:rPr>
         <w:color w:val="262626" w:themeColor="text1" w:themeTint="D9"/>
-        <w:lang w:val="en-US"/>
       </w:rPr>
     </w:pPr>
   </w:p>
@@ -3673,6 +3486,7 @@
   <w:style w:type="paragraph" w:styleId="a3">
     <w:name w:val="Body Text"/>
     <w:basedOn w:val="a"/>
+    <w:link w:val="a4"/>
     <w:uiPriority w:val="1"/>
     <w:qFormat/>
     <w:rPr>
@@ -3680,7 +3494,7 @@
       <w:szCs w:val="24"/>
     </w:rPr>
   </w:style>
-  <w:style w:type="paragraph" w:styleId="a4">
+  <w:style w:type="paragraph" w:styleId="a5">
     <w:name w:val="List Paragraph"/>
     <w:basedOn w:val="a"/>
     <w:uiPriority w:val="1"/>
@@ -3697,10 +3511,10 @@
       <w:jc w:val="center"/>
     </w:pPr>
   </w:style>
-  <w:style w:type="paragraph" w:styleId="a5">
+  <w:style w:type="paragraph" w:styleId="a6">
     <w:name w:val="header"/>
     <w:basedOn w:val="a"/>
-    <w:link w:val="a6"/>
+    <w:link w:val="a7"/>
     <w:uiPriority w:val="99"/>
     <w:unhideWhenUsed/>
     <w:rsid w:val="001F58A2"/>
@@ -3711,10 +3525,10 @@
       </w:tabs>
     </w:pPr>
   </w:style>
-  <w:style w:type="character" w:customStyle="1" w:styleId="a6">
+  <w:style w:type="character" w:customStyle="1" w:styleId="a7">
     <w:name w:val="Верхний колонтитул Знак"/>
     <w:basedOn w:val="a0"/>
-    <w:link w:val="a5"/>
+    <w:link w:val="a6"/>
     <w:uiPriority w:val="99"/>
     <w:rsid w:val="001F58A2"/>
     <w:rPr>
@@ -3722,10 +3536,10 @@
       <w:lang w:val="ru-RU"/>
     </w:rPr>
   </w:style>
-  <w:style w:type="paragraph" w:styleId="a7">
+  <w:style w:type="paragraph" w:styleId="a8">
     <w:name w:val="footer"/>
     <w:basedOn w:val="a"/>
-    <w:link w:val="a8"/>
+    <w:link w:val="a9"/>
     <w:uiPriority w:val="99"/>
     <w:unhideWhenUsed/>
     <w:rsid w:val="001F58A2"/>
@@ -3736,10 +3550,10 @@
       </w:tabs>
     </w:pPr>
   </w:style>
-  <w:style w:type="character" w:customStyle="1" w:styleId="a8">
+  <w:style w:type="character" w:customStyle="1" w:styleId="a9">
     <w:name w:val="Нижний колонтитул Знак"/>
     <w:basedOn w:val="a0"/>
-    <w:link w:val="a7"/>
+    <w:link w:val="a8"/>
     <w:uiPriority w:val="99"/>
     <w:rsid w:val="001F58A2"/>
     <w:rPr>
@@ -3750,7 +3564,7 @@
   <w:style w:type="table" w:customStyle="1" w:styleId="1">
     <w:name w:val="Сетка таблицы1"/>
     <w:basedOn w:val="a1"/>
-    <w:next w:val="a9"/>
+    <w:next w:val="aa"/>
     <w:uiPriority w:val="39"/>
     <w:rsid w:val="00447815"/>
     <w:pPr>
@@ -3772,7 +3586,7 @@
       </w:tblBorders>
     </w:tblPr>
   </w:style>
-  <w:style w:type="table" w:styleId="a9">
+  <w:style w:type="table" w:styleId="aa">
     <w:name w:val="Table Grid"/>
     <w:basedOn w:val="a1"/>
     <w:uiPriority w:val="39"/>
@@ -3788,7 +3602,7 @@
       </w:tblBorders>
     </w:tblPr>
   </w:style>
-  <w:style w:type="character" w:styleId="aa">
+  <w:style w:type="character" w:styleId="ab">
     <w:name w:val="Hyperlink"/>
     <w:basedOn w:val="a0"/>
     <w:uiPriority w:val="99"/>
@@ -3799,7 +3613,7 @@
       <w:u w:val="single"/>
     </w:rPr>
   </w:style>
-  <w:style w:type="character" w:styleId="ab">
+  <w:style w:type="character" w:styleId="ac">
     <w:name w:val="Unresolved Mention"/>
     <w:basedOn w:val="a0"/>
     <w:uiPriority w:val="99"/>
@@ -3811,7 +3625,7 @@
       <w:shd w:val="clear" w:color="auto" w:fill="E1DFDD"/>
     </w:rPr>
   </w:style>
-  <w:style w:type="character" w:styleId="ac">
+  <w:style w:type="character" w:styleId="ad">
     <w:name w:val="Placeholder Text"/>
     <w:basedOn w:val="a0"/>
     <w:uiPriority w:val="99"/>
@@ -3819,6 +3633,88 @@
     <w:rsid w:val="00A80C4F"/>
     <w:rPr>
       <w:color w:val="666666"/>
+    </w:rPr>
+  </w:style>
+  <w:style w:type="character" w:customStyle="1" w:styleId="a4">
+    <w:name w:val="Основной текст Знак"/>
+    <w:basedOn w:val="a0"/>
+    <w:link w:val="a3"/>
+    <w:uiPriority w:val="1"/>
+    <w:rsid w:val="003E64C2"/>
+    <w:rPr>
+      <w:rFonts w:ascii="Times New Roman" w:eastAsia="Times New Roman" w:hAnsi="Times New Roman" w:cs="Times New Roman"/>
+      <w:sz w:val="24"/>
+      <w:szCs w:val="24"/>
+      <w:lang w:val="ru-RU"/>
+    </w:rPr>
+  </w:style>
+  <w:style w:type="character" w:styleId="ae">
+    <w:name w:val="annotation reference"/>
+    <w:basedOn w:val="a0"/>
+    <w:uiPriority w:val="99"/>
+    <w:semiHidden/>
+    <w:unhideWhenUsed/>
+    <w:rsid w:val="000425B6"/>
+    <w:rPr>
+      <w:sz w:val="16"/>
+      <w:szCs w:val="16"/>
+    </w:rPr>
+  </w:style>
+  <w:style w:type="paragraph" w:styleId="af">
+    <w:name w:val="annotation text"/>
+    <w:basedOn w:val="a"/>
+    <w:link w:val="af0"/>
+    <w:uiPriority w:val="99"/>
+    <w:semiHidden/>
+    <w:unhideWhenUsed/>
+    <w:rsid w:val="000425B6"/>
+    <w:rPr>
+      <w:sz w:val="20"/>
+      <w:szCs w:val="20"/>
+    </w:rPr>
+  </w:style>
+  <w:style w:type="character" w:customStyle="1" w:styleId="af0">
+    <w:name w:val="Текст примечания Знак"/>
+    <w:basedOn w:val="a0"/>
+    <w:link w:val="af"/>
+    <w:uiPriority w:val="99"/>
+    <w:semiHidden/>
+    <w:rsid w:val="000425B6"/>
+    <w:rPr>
+      <w:rFonts w:ascii="Times New Roman" w:eastAsia="Times New Roman" w:hAnsi="Times New Roman" w:cs="Times New Roman"/>
+      <w:sz w:val="20"/>
+      <w:szCs w:val="20"/>
+      <w:lang w:val="ru-RU"/>
+    </w:rPr>
+  </w:style>
+  <w:style w:type="paragraph" w:styleId="af1">
+    <w:name w:val="annotation subject"/>
+    <w:basedOn w:val="af"/>
+    <w:next w:val="af"/>
+    <w:link w:val="af2"/>
+    <w:uiPriority w:val="99"/>
+    <w:semiHidden/>
+    <w:unhideWhenUsed/>
+    <w:rsid w:val="000425B6"/>
+    <w:rPr>
+      <w:b/>
+      <w:bCs/>
+    </w:rPr>
+  </w:style>
+  <w:style w:type="character" w:customStyle="1" w:styleId="af2">
+    <w:name w:val="Тема примечания Знак"/>
+    <w:basedOn w:val="af0"/>
+    <w:link w:val="af1"/>
+    <w:uiPriority w:val="99"/>
+    <w:semiHidden/>
+    <w:rsid w:val="000425B6"/>
+    <w:rPr>
+      <w:rFonts w:ascii="Times New Roman" w:eastAsia="Times New Roman" w:hAnsi="Times New Roman" w:cs="Times New Roman"/>
+      <w:b/>
+      <w:bCs/>
+      <w:sz w:val="20"/>
+      <w:szCs w:val="20"/>
+      <w:lang w:val="ru-RU"/>
     </w:rPr>
   </w:style>
 </w:styles>
